--- a/Ficha Matricula.docx
+++ b/Ficha Matricula.docx
@@ -88,7 +88,19 @@
           <w:tcPr>
             <w:tcW w:w="5528" w:type="dxa"/>
           </w:tcPr>
-          <w:p/>
+          <w:p>
+            <w:r>
+              <w:t>{</w:t>
+            </w:r>
+            <w:proofErr w:type="spellStart"/>
+            <w:r>
+              <w:t>categoria</w:t>
+            </w:r>
+            <w:proofErr w:type="spellEnd"/>
+            <w:r>
+              <w:t>}</w:t>
+            </w:r>
+          </w:p>
         </w:tc>
       </w:tr>
       <w:tr>
@@ -121,7 +133,19 @@
           <w:tcPr>
             <w:tcW w:w="5528" w:type="dxa"/>
           </w:tcPr>
-          <w:p/>
+          <w:p>
+            <w:r>
+              <w:t>{</w:t>
+            </w:r>
+            <w:proofErr w:type="spellStart"/>
+            <w:r>
+              <w:t>fecha_ingreso</w:t>
+            </w:r>
+            <w:proofErr w:type="spellEnd"/>
+            <w:r>
+              <w:t>}</w:t>
+            </w:r>
+          </w:p>
         </w:tc>
       </w:tr>
       <w:tr>
@@ -156,7 +180,19 @@
           <w:tcPr>
             <w:tcW w:w="5528" w:type="dxa"/>
           </w:tcPr>
-          <w:p/>
+          <w:p>
+            <w:r>
+              <w:t>{</w:t>
+            </w:r>
+            <w:proofErr w:type="spellStart"/>
+            <w:r>
+              <w:t>tipo_documento</w:t>
+            </w:r>
+            <w:proofErr w:type="spellEnd"/>
+            <w:r>
+              <w:t>}</w:t>
+            </w:r>
+          </w:p>
         </w:tc>
       </w:tr>
       <w:tr>
@@ -189,7 +225,19 @@
           <w:tcPr>
             <w:tcW w:w="5528" w:type="dxa"/>
           </w:tcPr>
-          <w:p/>
+          <w:p>
+            <w:r>
+              <w:t>{</w:t>
+            </w:r>
+            <w:proofErr w:type="spellStart"/>
+            <w:r>
+              <w:t>numero_documento</w:t>
+            </w:r>
+            <w:proofErr w:type="spellEnd"/>
+            <w:r>
+              <w:t>}</w:t>
+            </w:r>
+          </w:p>
         </w:tc>
       </w:tr>
       <w:tr>
@@ -222,7 +270,19 @@
           <w:tcPr>
             <w:tcW w:w="5528" w:type="dxa"/>
           </w:tcPr>
-          <w:p/>
+          <w:p>
+            <w:r>
+              <w:t>{</w:t>
+            </w:r>
+            <w:proofErr w:type="spellStart"/>
+            <w:r>
+              <w:t>nombres</w:t>
+            </w:r>
+            <w:proofErr w:type="spellEnd"/>
+            <w:r>
+              <w:t>}</w:t>
+            </w:r>
+          </w:p>
         </w:tc>
       </w:tr>
       <w:tr>
@@ -255,7 +315,19 @@
           <w:tcPr>
             <w:tcW w:w="5528" w:type="dxa"/>
           </w:tcPr>
-          <w:p/>
+          <w:p>
+            <w:r>
+              <w:t>{</w:t>
+            </w:r>
+            <w:proofErr w:type="spellStart"/>
+            <w:r>
+              <w:t>apellidos</w:t>
+            </w:r>
+            <w:proofErr w:type="spellEnd"/>
+            <w:r>
+              <w:t>}</w:t>
+            </w:r>
+          </w:p>
         </w:tc>
       </w:tr>
       <w:tr>
@@ -288,7 +360,19 @@
           <w:tcPr>
             <w:tcW w:w="5528" w:type="dxa"/>
           </w:tcPr>
-          <w:p/>
+          <w:p>
+            <w:r>
+              <w:t>{</w:t>
+            </w:r>
+            <w:proofErr w:type="spellStart"/>
+            <w:r>
+              <w:t>genero</w:t>
+            </w:r>
+            <w:proofErr w:type="spellEnd"/>
+            <w:r>
+              <w:t>}</w:t>
+            </w:r>
+          </w:p>
         </w:tc>
       </w:tr>
       <w:tr>
@@ -321,7 +405,19 @@
           <w:tcPr>
             <w:tcW w:w="5528" w:type="dxa"/>
           </w:tcPr>
-          <w:p/>
+          <w:p>
+            <w:r>
+              <w:t>{</w:t>
+            </w:r>
+            <w:proofErr w:type="spellStart"/>
+            <w:r>
+              <w:t>estado_civil</w:t>
+            </w:r>
+            <w:proofErr w:type="spellEnd"/>
+            <w:r>
+              <w:t>}</w:t>
+            </w:r>
+          </w:p>
         </w:tc>
       </w:tr>
       <w:tr>
@@ -354,7 +450,19 @@
           <w:tcPr>
             <w:tcW w:w="5528" w:type="dxa"/>
           </w:tcPr>
-          <w:p/>
+          <w:p>
+            <w:r>
+              <w:t>{</w:t>
+            </w:r>
+            <w:proofErr w:type="spellStart"/>
+            <w:r>
+              <w:t>fecha_nacimiento</w:t>
+            </w:r>
+            <w:proofErr w:type="spellEnd"/>
+            <w:r>
+              <w:t>}</w:t>
+            </w:r>
+          </w:p>
         </w:tc>
       </w:tr>
       <w:tr>
@@ -387,7 +495,19 @@
           <w:tcPr>
             <w:tcW w:w="5528" w:type="dxa"/>
           </w:tcPr>
-          <w:p/>
+          <w:p>
+            <w:r>
+              <w:t>{</w:t>
+            </w:r>
+            <w:proofErr w:type="spellStart"/>
+            <w:r>
+              <w:t>lugar_origen</w:t>
+            </w:r>
+            <w:proofErr w:type="spellEnd"/>
+            <w:r>
+              <w:t>}</w:t>
+            </w:r>
+          </w:p>
         </w:tc>
       </w:tr>
       <w:tr>
@@ -420,7 +540,19 @@
           <w:tcPr>
             <w:tcW w:w="5528" w:type="dxa"/>
           </w:tcPr>
-          <w:p/>
+          <w:p>
+            <w:r>
+              <w:t>{</w:t>
+            </w:r>
+            <w:proofErr w:type="spellStart"/>
+            <w:r>
+              <w:t>estrato</w:t>
+            </w:r>
+            <w:proofErr w:type="spellEnd"/>
+            <w:r>
+              <w:t>}</w:t>
+            </w:r>
+          </w:p>
         </w:tc>
       </w:tr>
       <w:tr>
@@ -453,7 +585,11 @@
           <w:tcPr>
             <w:tcW w:w="5528" w:type="dxa"/>
           </w:tcPr>
-          <w:p/>
+          <w:p>
+            <w:r>
+              <w:t>{eps}</w:t>
+            </w:r>
+          </w:p>
         </w:tc>
       </w:tr>
       <w:tr>
@@ -486,7 +622,19 @@
           <w:tcPr>
             <w:tcW w:w="5528" w:type="dxa"/>
           </w:tcPr>
-          <w:p/>
+          <w:p>
+            <w:r>
+              <w:t>{</w:t>
+            </w:r>
+            <w:proofErr w:type="spellStart"/>
+            <w:r>
+              <w:t>nivel_formacion</w:t>
+            </w:r>
+            <w:proofErr w:type="spellEnd"/>
+            <w:r>
+              <w:t>}</w:t>
+            </w:r>
+          </w:p>
         </w:tc>
       </w:tr>
       <w:tr>
@@ -519,7 +667,19 @@
           <w:tcPr>
             <w:tcW w:w="5528" w:type="dxa"/>
           </w:tcPr>
-          <w:p/>
+          <w:p>
+            <w:r>
+              <w:t>{</w:t>
+            </w:r>
+            <w:proofErr w:type="spellStart"/>
+            <w:r>
+              <w:t>ocupacion</w:t>
+            </w:r>
+            <w:proofErr w:type="spellEnd"/>
+            <w:r>
+              <w:t>}</w:t>
+            </w:r>
+          </w:p>
         </w:tc>
       </w:tr>
       <w:tr>
@@ -552,7 +712,11 @@
           <w:tcPr>
             <w:tcW w:w="5528" w:type="dxa"/>
           </w:tcPr>
-          <w:p/>
+          <w:p>
+            <w:r>
+              <w:t>{email_1}</w:t>
+            </w:r>
+          </w:p>
         </w:tc>
       </w:tr>
       <w:tr>
@@ -618,7 +782,19 @@
           <w:tcPr>
             <w:tcW w:w="5528" w:type="dxa"/>
           </w:tcPr>
-          <w:p/>
+          <w:p>
+            <w:r>
+              <w:t>{</w:t>
+            </w:r>
+            <w:proofErr w:type="spellStart"/>
+            <w:r>
+              <w:t>celular</w:t>
+            </w:r>
+            <w:proofErr w:type="spellEnd"/>
+            <w:r>
+              <w:t>}</w:t>
+            </w:r>
+          </w:p>
         </w:tc>
       </w:tr>
       <w:tr>
@@ -684,7 +860,19 @@
           <w:tcPr>
             <w:tcW w:w="5528" w:type="dxa"/>
           </w:tcPr>
-          <w:p/>
+          <w:p>
+            <w:r>
+              <w:t>{</w:t>
+            </w:r>
+            <w:proofErr w:type="spellStart"/>
+            <w:r>
+              <w:t>direccion</w:t>
+            </w:r>
+            <w:proofErr w:type="spellEnd"/>
+            <w:r>
+              <w:t>}</w:t>
+            </w:r>
+          </w:p>
         </w:tc>
       </w:tr>
       <w:tr>
@@ -717,7 +905,19 @@
           <w:tcPr>
             <w:tcW w:w="5528" w:type="dxa"/>
           </w:tcPr>
-          <w:p/>
+          <w:p>
+            <w:r>
+              <w:t>{</w:t>
+            </w:r>
+            <w:proofErr w:type="spellStart"/>
+            <w:r>
+              <w:t>contacto_emergencia</w:t>
+            </w:r>
+            <w:proofErr w:type="spellEnd"/>
+            <w:r>
+              <w:t>}</w:t>
+            </w:r>
+          </w:p>
         </w:tc>
       </w:tr>
       <w:tr>
@@ -750,7 +950,11 @@
           <w:tcPr>
             <w:tcW w:w="5528" w:type="dxa"/>
           </w:tcPr>
-          <w:p/>
+          <w:p>
+            <w:r>
+              <w:t>{celular_emergencia}</w:t>
+            </w:r>
+          </w:p>
         </w:tc>
       </w:tr>
       <w:tr>
@@ -1144,23 +1348,7 @@
           <w:sz w:val="24"/>
           <w:szCs w:val="24"/>
         </w:rPr>
-        <w:t xml:space="preserve"> </w:t>
-      </w:r>
-      <w:proofErr w:type="spellStart"/>
-      <w:r>
-        <w:rPr>
-          <w:sz w:val="24"/>
-          <w:szCs w:val="24"/>
-        </w:rPr>
-        <w:t>el</w:t>
-      </w:r>
-      <w:proofErr w:type="spellEnd"/>
-      <w:r>
-        <w:rPr>
-          <w:sz w:val="24"/>
-          <w:szCs w:val="24"/>
-        </w:rPr>
-        <w:t xml:space="preserve"> </w:t>
+        <w:t xml:space="preserve"> el </w:t>
       </w:r>
       <w:proofErr w:type="spellStart"/>
       <w:r>
@@ -1448,23 +1636,7 @@
           <w:sz w:val="24"/>
           <w:szCs w:val="24"/>
         </w:rPr>
-        <w:t xml:space="preserve"> </w:t>
-      </w:r>
-      <w:proofErr w:type="spellStart"/>
-      <w:r>
-        <w:rPr>
-          <w:sz w:val="24"/>
-          <w:szCs w:val="24"/>
-        </w:rPr>
-        <w:t>el</w:t>
-      </w:r>
-      <w:proofErr w:type="spellEnd"/>
-      <w:r>
-        <w:rPr>
-          <w:sz w:val="24"/>
-          <w:szCs w:val="24"/>
-        </w:rPr>
-        <w:t xml:space="preserve"> color del </w:t>
+        <w:t xml:space="preserve"> el color del </w:t>
       </w:r>
       <w:proofErr w:type="spellStart"/>
       <w:r>
@@ -3365,7 +3537,6 @@
   <w:style w:type="character" w:default="1" w:styleId="Fuentedeprrafopredeter">
     <w:name w:val="Default Paragraph Font"/>
     <w:uiPriority w:val="1"/>
-    <w:semiHidden/>
     <w:unhideWhenUsed/>
   </w:style>
   <w:style w:type="table" w:default="1" w:styleId="Tablanormal">

--- a/Ficha Matricula.docx
+++ b/Ficha Matricula.docx
@@ -88,19 +88,7 @@
           <w:tcPr>
             <w:tcW w:w="5528" w:type="dxa"/>
           </w:tcPr>
-          <w:p>
-            <w:r>
-              <w:t>{</w:t>
-            </w:r>
-            <w:proofErr w:type="spellStart"/>
-            <w:r>
-              <w:t>categoria</w:t>
-            </w:r>
-            <w:proofErr w:type="spellEnd"/>
-            <w:r>
-              <w:t>}</w:t>
-            </w:r>
-          </w:p>
+          <w:p/>
         </w:tc>
       </w:tr>
       <w:tr>
@@ -133,19 +121,7 @@
           <w:tcPr>
             <w:tcW w:w="5528" w:type="dxa"/>
           </w:tcPr>
-          <w:p>
-            <w:r>
-              <w:t>{</w:t>
-            </w:r>
-            <w:proofErr w:type="spellStart"/>
-            <w:r>
-              <w:t>fecha_ingreso</w:t>
-            </w:r>
-            <w:proofErr w:type="spellEnd"/>
-            <w:r>
-              <w:t>}</w:t>
-            </w:r>
-          </w:p>
+          <w:p/>
         </w:tc>
       </w:tr>
       <w:tr>
@@ -180,19 +156,7 @@
           <w:tcPr>
             <w:tcW w:w="5528" w:type="dxa"/>
           </w:tcPr>
-          <w:p>
-            <w:r>
-              <w:t>{</w:t>
-            </w:r>
-            <w:proofErr w:type="spellStart"/>
-            <w:r>
-              <w:t>tipo_documento</w:t>
-            </w:r>
-            <w:proofErr w:type="spellEnd"/>
-            <w:r>
-              <w:t>}</w:t>
-            </w:r>
-          </w:p>
+          <w:p/>
         </w:tc>
       </w:tr>
       <w:tr>
@@ -225,19 +189,7 @@
           <w:tcPr>
             <w:tcW w:w="5528" w:type="dxa"/>
           </w:tcPr>
-          <w:p>
-            <w:r>
-              <w:t>{</w:t>
-            </w:r>
-            <w:proofErr w:type="spellStart"/>
-            <w:r>
-              <w:t>numero_documento</w:t>
-            </w:r>
-            <w:proofErr w:type="spellEnd"/>
-            <w:r>
-              <w:t>}</w:t>
-            </w:r>
-          </w:p>
+          <w:p/>
         </w:tc>
       </w:tr>
       <w:tr>
@@ -270,19 +222,7 @@
           <w:tcPr>
             <w:tcW w:w="5528" w:type="dxa"/>
           </w:tcPr>
-          <w:p>
-            <w:r>
-              <w:t>{</w:t>
-            </w:r>
-            <w:proofErr w:type="spellStart"/>
-            <w:r>
-              <w:t>nombres</w:t>
-            </w:r>
-            <w:proofErr w:type="spellEnd"/>
-            <w:r>
-              <w:t>}</w:t>
-            </w:r>
-          </w:p>
+          <w:p/>
         </w:tc>
       </w:tr>
       <w:tr>
@@ -315,19 +255,7 @@
           <w:tcPr>
             <w:tcW w:w="5528" w:type="dxa"/>
           </w:tcPr>
-          <w:p>
-            <w:r>
-              <w:t>{</w:t>
-            </w:r>
-            <w:proofErr w:type="spellStart"/>
-            <w:r>
-              <w:t>apellidos</w:t>
-            </w:r>
-            <w:proofErr w:type="spellEnd"/>
-            <w:r>
-              <w:t>}</w:t>
-            </w:r>
-          </w:p>
+          <w:p/>
         </w:tc>
       </w:tr>
       <w:tr>
@@ -360,19 +288,7 @@
           <w:tcPr>
             <w:tcW w:w="5528" w:type="dxa"/>
           </w:tcPr>
-          <w:p>
-            <w:r>
-              <w:t>{</w:t>
-            </w:r>
-            <w:proofErr w:type="spellStart"/>
-            <w:r>
-              <w:t>genero</w:t>
-            </w:r>
-            <w:proofErr w:type="spellEnd"/>
-            <w:r>
-              <w:t>}</w:t>
-            </w:r>
-          </w:p>
+          <w:p/>
         </w:tc>
       </w:tr>
       <w:tr>
@@ -405,19 +321,7 @@
           <w:tcPr>
             <w:tcW w:w="5528" w:type="dxa"/>
           </w:tcPr>
-          <w:p>
-            <w:r>
-              <w:t>{</w:t>
-            </w:r>
-            <w:proofErr w:type="spellStart"/>
-            <w:r>
-              <w:t>estado_civil</w:t>
-            </w:r>
-            <w:proofErr w:type="spellEnd"/>
-            <w:r>
-              <w:t>}</w:t>
-            </w:r>
-          </w:p>
+          <w:p/>
         </w:tc>
       </w:tr>
       <w:tr>
@@ -450,19 +354,7 @@
           <w:tcPr>
             <w:tcW w:w="5528" w:type="dxa"/>
           </w:tcPr>
-          <w:p>
-            <w:r>
-              <w:t>{</w:t>
-            </w:r>
-            <w:proofErr w:type="spellStart"/>
-            <w:r>
-              <w:t>fecha_nacimiento</w:t>
-            </w:r>
-            <w:proofErr w:type="spellEnd"/>
-            <w:r>
-              <w:t>}</w:t>
-            </w:r>
-          </w:p>
+          <w:p/>
         </w:tc>
       </w:tr>
       <w:tr>
@@ -495,19 +387,7 @@
           <w:tcPr>
             <w:tcW w:w="5528" w:type="dxa"/>
           </w:tcPr>
-          <w:p>
-            <w:r>
-              <w:t>{</w:t>
-            </w:r>
-            <w:proofErr w:type="spellStart"/>
-            <w:r>
-              <w:t>lugar_origen</w:t>
-            </w:r>
-            <w:proofErr w:type="spellEnd"/>
-            <w:r>
-              <w:t>}</w:t>
-            </w:r>
-          </w:p>
+          <w:p/>
         </w:tc>
       </w:tr>
       <w:tr>
@@ -540,19 +420,7 @@
           <w:tcPr>
             <w:tcW w:w="5528" w:type="dxa"/>
           </w:tcPr>
-          <w:p>
-            <w:r>
-              <w:t>{</w:t>
-            </w:r>
-            <w:proofErr w:type="spellStart"/>
-            <w:r>
-              <w:t>estrato</w:t>
-            </w:r>
-            <w:proofErr w:type="spellEnd"/>
-            <w:r>
-              <w:t>}</w:t>
-            </w:r>
-          </w:p>
+          <w:p/>
         </w:tc>
       </w:tr>
       <w:tr>
@@ -585,11 +453,7 @@
           <w:tcPr>
             <w:tcW w:w="5528" w:type="dxa"/>
           </w:tcPr>
-          <w:p>
-            <w:r>
-              <w:t>{eps}</w:t>
-            </w:r>
-          </w:p>
+          <w:p/>
         </w:tc>
       </w:tr>
       <w:tr>
@@ -622,19 +486,7 @@
           <w:tcPr>
             <w:tcW w:w="5528" w:type="dxa"/>
           </w:tcPr>
-          <w:p>
-            <w:r>
-              <w:t>{</w:t>
-            </w:r>
-            <w:proofErr w:type="spellStart"/>
-            <w:r>
-              <w:t>nivel_formacion</w:t>
-            </w:r>
-            <w:proofErr w:type="spellEnd"/>
-            <w:r>
-              <w:t>}</w:t>
-            </w:r>
-          </w:p>
+          <w:p/>
         </w:tc>
       </w:tr>
       <w:tr>
@@ -667,19 +519,7 @@
           <w:tcPr>
             <w:tcW w:w="5528" w:type="dxa"/>
           </w:tcPr>
-          <w:p>
-            <w:r>
-              <w:t>{</w:t>
-            </w:r>
-            <w:proofErr w:type="spellStart"/>
-            <w:r>
-              <w:t>ocupacion</w:t>
-            </w:r>
-            <w:proofErr w:type="spellEnd"/>
-            <w:r>
-              <w:t>}</w:t>
-            </w:r>
-          </w:p>
+          <w:p/>
         </w:tc>
       </w:tr>
       <w:tr>
@@ -712,11 +552,7 @@
           <w:tcPr>
             <w:tcW w:w="5528" w:type="dxa"/>
           </w:tcPr>
-          <w:p>
-            <w:r>
-              <w:t>{email_1}</w:t>
-            </w:r>
-          </w:p>
+          <w:p/>
         </w:tc>
       </w:tr>
       <w:tr>
@@ -782,19 +618,7 @@
           <w:tcPr>
             <w:tcW w:w="5528" w:type="dxa"/>
           </w:tcPr>
-          <w:p>
-            <w:r>
-              <w:t>{</w:t>
-            </w:r>
-            <w:proofErr w:type="spellStart"/>
-            <w:r>
-              <w:t>celular</w:t>
-            </w:r>
-            <w:proofErr w:type="spellEnd"/>
-            <w:r>
-              <w:t>}</w:t>
-            </w:r>
-          </w:p>
+          <w:p/>
         </w:tc>
       </w:tr>
       <w:tr>
@@ -860,19 +684,7 @@
           <w:tcPr>
             <w:tcW w:w="5528" w:type="dxa"/>
           </w:tcPr>
-          <w:p>
-            <w:r>
-              <w:t>{</w:t>
-            </w:r>
-            <w:proofErr w:type="spellStart"/>
-            <w:r>
-              <w:t>direccion</w:t>
-            </w:r>
-            <w:proofErr w:type="spellEnd"/>
-            <w:r>
-              <w:t>}</w:t>
-            </w:r>
-          </w:p>
+          <w:p/>
         </w:tc>
       </w:tr>
       <w:tr>
@@ -905,19 +717,7 @@
           <w:tcPr>
             <w:tcW w:w="5528" w:type="dxa"/>
           </w:tcPr>
-          <w:p>
-            <w:r>
-              <w:t>{</w:t>
-            </w:r>
-            <w:proofErr w:type="spellStart"/>
-            <w:r>
-              <w:t>contacto_emergencia</w:t>
-            </w:r>
-            <w:proofErr w:type="spellEnd"/>
-            <w:r>
-              <w:t>}</w:t>
-            </w:r>
-          </w:p>
+          <w:p/>
         </w:tc>
       </w:tr>
       <w:tr>
@@ -950,11 +750,7 @@
           <w:tcPr>
             <w:tcW w:w="5528" w:type="dxa"/>
           </w:tcPr>
-          <w:p>
-            <w:r>
-              <w:t>{celular_emergencia}</w:t>
-            </w:r>
-          </w:p>
+          <w:p/>
         </w:tc>
       </w:tr>
       <w:tr>
@@ -1348,7 +1144,23 @@
           <w:sz w:val="24"/>
           <w:szCs w:val="24"/>
         </w:rPr>
-        <w:t xml:space="preserve"> el </w:t>
+        <w:t xml:space="preserve"> </w:t>
+      </w:r>
+      <w:proofErr w:type="spellStart"/>
+      <w:r>
+        <w:rPr>
+          <w:sz w:val="24"/>
+          <w:szCs w:val="24"/>
+        </w:rPr>
+        <w:t>el</w:t>
+      </w:r>
+      <w:proofErr w:type="spellEnd"/>
+      <w:r>
+        <w:rPr>
+          <w:sz w:val="24"/>
+          <w:szCs w:val="24"/>
+        </w:rPr>
+        <w:t xml:space="preserve"> </w:t>
       </w:r>
       <w:proofErr w:type="spellStart"/>
       <w:r>
@@ -1636,7 +1448,23 @@
           <w:sz w:val="24"/>
           <w:szCs w:val="24"/>
         </w:rPr>
-        <w:t xml:space="preserve"> el color del </w:t>
+        <w:t xml:space="preserve"> </w:t>
+      </w:r>
+      <w:proofErr w:type="spellStart"/>
+      <w:r>
+        <w:rPr>
+          <w:sz w:val="24"/>
+          <w:szCs w:val="24"/>
+        </w:rPr>
+        <w:t>el</w:t>
+      </w:r>
+      <w:proofErr w:type="spellEnd"/>
+      <w:r>
+        <w:rPr>
+          <w:sz w:val="24"/>
+          <w:szCs w:val="24"/>
+        </w:rPr>
+        <w:t xml:space="preserve"> color del </w:t>
       </w:r>
       <w:proofErr w:type="spellStart"/>
       <w:r>
@@ -3537,6 +3365,7 @@
   <w:style w:type="character" w:default="1" w:styleId="Fuentedeprrafopredeter">
     <w:name w:val="Default Paragraph Font"/>
     <w:uiPriority w:val="1"/>
+    <w:semiHidden/>
     <w:unhideWhenUsed/>
   </w:style>
   <w:style w:type="table" w:default="1" w:styleId="Tablanormal">
